--- a/docs/word/08-roadmap/01-plan-razrabotki.docx
+++ b/docs/word/08-roadmap/01-plan-razrabotki.docx
@@ -63,7 +63,7 @@
           </w:tcPr>
           <w:p>
             <w:r>
-              <w:t>0.1</w:t>
+              <w:t>0.6</w:t>
             </w:r>
           </w:p>
         </w:tc>
@@ -115,7 +115,7 @@
           </w:tcPr>
           <w:p>
             <w:r>
-              <w:t>27.10.2026</w:t>
+              <w:t>30.10.2026</w:t>
             </w:r>
           </w:p>
         </w:tc>
@@ -365,7 +365,7 @@
               <w:rPr>
                 <w:sz w:val="18"/>
               </w:rPr>
-              <w:t>0.1</w:t>
+              <w:t>0.2</w:t>
             </w:r>
           </w:p>
         </w:tc>
@@ -409,7 +409,7 @@
               <w:rPr>
                 <w:sz w:val="18"/>
               </w:rPr>
-              <w:t>Черновик</w:t>
+              <w:t>Рабочий</w:t>
             </w:r>
           </w:p>
         </w:tc>
@@ -453,7 +453,7 @@
               <w:rPr>
                 <w:sz w:val="18"/>
               </w:rPr>
-              <w:t>27.10.2026</w:t>
+              <w:t>30.10.2026</w:t>
             </w:r>
           </w:p>
         </w:tc>
@@ -3643,6 +3643,416 @@
         <w:t>Согласованы ПДн и документы.</w:t>
       </w:r>
     </w:p>
+    <w:p>
+      <w:pPr>
+        <w:pStyle w:val="Heading2"/>
+      </w:pPr>
+      <w:r>
+        <w:t>11. Дополнительные работы по новым требованиям (30.10.2026)</w:t>
+      </w:r>
+    </w:p>
+    <w:p>
+      <w:pPr>
+        <w:pStyle w:val="Heading3"/>
+      </w:pPr>
+      <w:r>
+        <w:t>11.1. Микросервисная модель</w:t>
+      </w:r>
+    </w:p>
+    <w:p>
+      <w:pPr>
+        <w:ind w:left="340"/>
+      </w:pPr>
+      <w:r>
+        <w:t>☑ Реестр сервисов и манифесты (</w:t>
+      </w:r>
+      <w:r>
+        <w:rPr>
+          <w:rFonts w:ascii="Consolas" w:hAnsi="Consolas"/>
+          <w:sz w:val="18"/>
+        </w:rPr>
+        <w:t>app/services/registry.py</w:t>
+      </w:r>
+      <w:r>
+        <w:t>).</w:t>
+      </w:r>
+    </w:p>
+    <w:p>
+      <w:pPr>
+        <w:ind w:left="340"/>
+      </w:pPr>
+      <w:r>
+        <w:t xml:space="preserve">☑ Каталог </w:t>
+      </w:r>
+      <w:r>
+        <w:rPr>
+          <w:rFonts w:ascii="Consolas" w:hAnsi="Consolas"/>
+          <w:sz w:val="18"/>
+        </w:rPr>
+        <w:t>system.services</w:t>
+      </w:r>
+      <w:r>
+        <w:t xml:space="preserve"> и миграция.</w:t>
+      </w:r>
+    </w:p>
+    <w:p>
+      <w:pPr>
+        <w:ind w:left="340"/>
+      </w:pPr>
+      <w:r>
+        <w:t>☑ Включение/отключение сервисов по областям.</w:t>
+      </w:r>
+    </w:p>
+    <w:p>
+      <w:pPr>
+        <w:ind w:left="340"/>
+      </w:pPr>
+      <w:r>
+        <w:t xml:space="preserve">☑ API </w:t>
+      </w:r>
+      <w:r>
+        <w:rPr>
+          <w:rFonts w:ascii="Consolas" w:hAnsi="Consolas"/>
+          <w:sz w:val="18"/>
+        </w:rPr>
+        <w:t>/me/services</w:t>
+      </w:r>
+      <w:r>
+        <w:t>.</w:t>
+      </w:r>
+    </w:p>
+    <w:p>
+      <w:pPr>
+        <w:ind w:left="340"/>
+      </w:pPr>
+      <w:r>
+        <w:t xml:space="preserve">☐ Выделение первого сервиса в отдельный процесс (кандидат: </w:t>
+      </w:r>
+      <w:r>
+        <w:rPr>
+          <w:rFonts w:ascii="Consolas" w:hAnsi="Consolas"/>
+          <w:sz w:val="18"/>
+        </w:rPr>
+        <w:t>library</w:t>
+      </w:r>
+      <w:r>
+        <w:t>).</w:t>
+      </w:r>
+    </w:p>
+    <w:p>
+      <w:pPr>
+        <w:ind w:left="340"/>
+      </w:pPr>
+      <w:r>
+        <w:t>☐ API Gateway и маршрутизация по сервисам.</w:t>
+      </w:r>
+    </w:p>
+    <w:p>
+      <w:pPr>
+        <w:ind w:left="340"/>
+      </w:pPr>
+      <w:r>
+        <w:t>☐ Независимые CI/CD-пайплайны сервисов.</w:t>
+      </w:r>
+    </w:p>
+    <w:p>
+      <w:pPr>
+        <w:ind w:left="340"/>
+      </w:pPr>
+      <w:r>
+        <w:t>☐ Контрактные тесты между сервисами.</w:t>
+      </w:r>
+    </w:p>
+    <w:p>
+      <w:pPr>
+        <w:pStyle w:val="Heading3"/>
+      </w:pPr>
+      <w:r>
+        <w:t>11.2. Групповая модель прав</w:t>
+      </w:r>
+    </w:p>
+    <w:p>
+      <w:pPr>
+        <w:ind w:left="340"/>
+      </w:pPr>
+      <w:r>
+        <w:t>☑ Модель групп, членств, прав и выдач.</w:t>
+      </w:r>
+    </w:p>
+    <w:p>
+      <w:pPr>
+        <w:ind w:left="340"/>
+      </w:pPr>
+      <w:r>
+        <w:t>☑ Иерархическое разрешение прав и конфликтов.</w:t>
+      </w:r>
+    </w:p>
+    <w:p>
+      <w:pPr>
+        <w:ind w:left="340"/>
+      </w:pPr>
+      <w:r>
+        <w:t>☑ API управления группами.</w:t>
+      </w:r>
+    </w:p>
+    <w:p>
+      <w:pPr>
+        <w:ind w:left="340"/>
+      </w:pPr>
+      <w:r>
+        <w:t xml:space="preserve">☑ </w:t>
+      </w:r>
+      <w:r>
+        <w:rPr>
+          <w:rFonts w:ascii="Consolas" w:hAnsi="Consolas"/>
+          <w:sz w:val="18"/>
+        </w:rPr>
+        <w:t>/me/permissions</w:t>
+      </w:r>
+      <w:r>
+        <w:t>.</w:t>
+      </w:r>
+    </w:p>
+    <w:p>
+      <w:pPr>
+        <w:ind w:left="340"/>
+      </w:pPr>
+      <w:r>
+        <w:t>☑ Seed системных групп и прав.</w:t>
+      </w:r>
+    </w:p>
+    <w:p>
+      <w:pPr>
+        <w:ind w:left="340"/>
+      </w:pPr>
+      <w:r>
+        <w:t>☐ Матрица прав для всех 13 сервисов и 5 уровней.</w:t>
+      </w:r>
+    </w:p>
+    <w:p>
+      <w:pPr>
+        <w:ind w:left="340"/>
+      </w:pPr>
+      <w:r>
+        <w:t>☐ Перевод всех пользователей пилота в группы.</w:t>
+      </w:r>
+    </w:p>
+    <w:p>
+      <w:pPr>
+        <w:ind w:left="340"/>
+      </w:pPr>
+      <w:r>
+        <w:t xml:space="preserve">☐ Удаление переходного моста </w:t>
+      </w:r>
+      <w:r>
+        <w:rPr>
+          <w:rFonts w:ascii="Consolas" w:hAnsi="Consolas"/>
+          <w:sz w:val="18"/>
+        </w:rPr>
+        <w:t>LEGACY_ROLE_PERMISSIONS</w:t>
+      </w:r>
+      <w:r>
+        <w:t>.</w:t>
+      </w:r>
+    </w:p>
+    <w:p>
+      <w:pPr>
+        <w:ind w:left="340"/>
+      </w:pPr>
+      <w:r>
+        <w:t>☐ Кеширование прав в Redis с инвалидацией.</w:t>
+      </w:r>
+    </w:p>
+    <w:p>
+      <w:pPr>
+        <w:ind w:left="340"/>
+      </w:pPr>
+      <w:r>
+        <w:t>☐ RLS по scope для критичных таблиц.</w:t>
+      </w:r>
+    </w:p>
+    <w:p>
+      <w:pPr>
+        <w:pStyle w:val="Heading3"/>
+      </w:pPr>
+      <w:r>
+        <w:t>11.3. Интерфейс</w:t>
+      </w:r>
+    </w:p>
+    <w:p>
+      <w:pPr>
+        <w:ind w:left="340"/>
+      </w:pPr>
+      <w:r>
+        <w:t xml:space="preserve">☐ Динамическое меню из </w:t>
+      </w:r>
+      <w:r>
+        <w:rPr>
+          <w:rFonts w:ascii="Consolas" w:hAnsi="Consolas"/>
+          <w:sz w:val="18"/>
+        </w:rPr>
+        <w:t>/me/services</w:t>
+      </w:r>
+      <w:r>
+        <w:t>.</w:t>
+      </w:r>
+    </w:p>
+    <w:p>
+      <w:pPr>
+        <w:ind w:left="340"/>
+      </w:pPr>
+      <w:r>
+        <w:t xml:space="preserve">☐ Скрытие действий по </w:t>
+      </w:r>
+      <w:r>
+        <w:rPr>
+          <w:rFonts w:ascii="Consolas" w:hAnsi="Consolas"/>
+          <w:sz w:val="18"/>
+        </w:rPr>
+        <w:t>/me/permissions</w:t>
+      </w:r>
+      <w:r>
+        <w:t>.</w:t>
+      </w:r>
+    </w:p>
+    <w:p>
+      <w:pPr>
+        <w:ind w:left="340"/>
+      </w:pPr>
+      <w:r>
+        <w:t>☐ Экран управления группами для школы/города/области/страны.</w:t>
+      </w:r>
+    </w:p>
+    <w:p>
+      <w:pPr>
+        <w:ind w:left="340"/>
+      </w:pPr>
+      <w:r>
+        <w:t>☐ Экран включения сервисов.</w:t>
+      </w:r>
+    </w:p>
+    <w:p>
+      <w:pPr>
+        <w:ind w:left="340"/>
+      </w:pPr>
+      <w:r>
+        <w:t>☐ Индикация «функция отключена администратором».</w:t>
+      </w:r>
+    </w:p>
+    <w:p>
+      <w:pPr>
+        <w:pStyle w:val="Heading3"/>
+      </w:pPr>
+      <w:r>
+        <w:t>11.4. Документация</w:t>
+      </w:r>
+    </w:p>
+    <w:p>
+      <w:pPr>
+        <w:ind w:left="340"/>
+      </w:pPr>
+      <w:r>
+        <w:t>☑ ШК-03-04 Микросервисы.</w:t>
+      </w:r>
+    </w:p>
+    <w:p>
+      <w:pPr>
+        <w:ind w:left="340"/>
+      </w:pPr>
+      <w:r>
+        <w:t>☑ ШК-03-05 Группы и права.</w:t>
+      </w:r>
+    </w:p>
+    <w:p>
+      <w:pPr>
+        <w:ind w:left="340"/>
+      </w:pPr>
+      <w:r>
+        <w:t>☑ ШК-04-02 Модель групп и сервисов.</w:t>
+      </w:r>
+    </w:p>
+    <w:p>
+      <w:pPr>
+        <w:ind w:left="340"/>
+      </w:pPr>
+      <w:r>
+        <w:t>☐ Руководство администратора по группам.</w:t>
+      </w:r>
+    </w:p>
+    <w:p>
+      <w:pPr>
+        <w:ind w:left="340"/>
+      </w:pPr>
+      <w:r>
+        <w:t>☐ Руководство по развёртыванию микросервисов.</w:t>
+      </w:r>
+    </w:p>
+    <w:p>
+      <w:pPr>
+        <w:ind w:left="340"/>
+      </w:pPr>
+      <w:r>
+        <w:t>☐ Обновление DOCX-пакета.</w:t>
+      </w:r>
+    </w:p>
+    <w:p>
+      <w:pPr>
+        <w:pStyle w:val="Heading3"/>
+      </w:pPr>
+      <w:r>
+        <w:t>11.5. Критерии готовности этапа</w:t>
+      </w:r>
+    </w:p>
+    <w:p>
+      <w:pPr>
+        <w:pStyle w:val="ListBullet"/>
+      </w:pPr>
+      <w:r>
+        <w:t>Все пользователи пилота входят в группы; мост не используется.</w:t>
+      </w:r>
+    </w:p>
+    <w:p>
+      <w:pPr>
+        <w:pStyle w:val="ListBullet"/>
+      </w:pPr>
+      <w:r>
+        <w:t>Не менее 3 сервисов запускаются отдельными процессами.</w:t>
+      </w:r>
+    </w:p>
+    <w:p>
+      <w:pPr>
+        <w:pStyle w:val="ListBullet"/>
+      </w:pPr>
+      <w:r>
+        <w:t xml:space="preserve">Навигация клиента строится только из </w:t>
+      </w:r>
+      <w:r>
+        <w:rPr>
+          <w:rFonts w:ascii="Consolas" w:hAnsi="Consolas"/>
+          <w:sz w:val="18"/>
+        </w:rPr>
+        <w:t>/me/services</w:t>
+      </w:r>
+      <w:r>
+        <w:t>.</w:t>
+      </w:r>
+    </w:p>
+    <w:p>
+      <w:pPr>
+        <w:pStyle w:val="ListBullet"/>
+      </w:pPr>
+      <w:r>
+        <w:t>Матрица прав покрыта тестами для 8 категорий и 5 уровней.</w:t>
+      </w:r>
+    </w:p>
+    <w:p>
+      <w:pPr>
+        <w:pStyle w:val="ListBullet"/>
+      </w:pPr>
+      <w:r>
+        <w:t>Аудит изменений групп и активаций включён.</w:t>
+      </w:r>
+    </w:p>
     <w:sectPr>
       <w:footerReference w:type="default" r:id="rId9"/>
       <w:pgSz w:w="12240" w:h="15840"/>
@@ -3662,7 +4072,7 @@
       <w:jc w:val="center"/>
     </w:pPr>
     <w:r>
-      <w:t xml:space="preserve">ЕООП «Школьник» · 0.1 · </w:t>
+      <w:t xml:space="preserve">ЕООП «Школьник» · 0.6 · </w:t>
     </w:r>
     <w:r>
       <w:fldChar w:fldCharType="begin"/>

--- a/docs/word/08-roadmap/01-plan-razrabotki.docx
+++ b/docs/word/08-roadmap/01-plan-razrabotki.docx
@@ -63,7 +63,7 @@
           </w:tcPr>
           <w:p>
             <w:r>
-              <w:t>0.6</w:t>
+              <w:t>0.7</w:t>
             </w:r>
           </w:p>
         </w:tc>
@@ -4072,7 +4072,7 @@
       <w:jc w:val="center"/>
     </w:pPr>
     <w:r>
-      <w:t xml:space="preserve">ЕООП «Школьник» · 0.6 · </w:t>
+      <w:t xml:space="preserve">ЕООП «Школьник» · 0.7 · </w:t>
     </w:r>
     <w:r>
       <w:fldChar w:fldCharType="begin"/>

--- a/docs/word/08-roadmap/01-plan-razrabotki.docx
+++ b/docs/word/08-roadmap/01-plan-razrabotki.docx
@@ -63,7 +63,7 @@
           </w:tcPr>
           <w:p>
             <w:r>
-              <w:t>0.7</w:t>
+              <w:t>0.7.1</w:t>
             </w:r>
           </w:p>
         </w:tc>
@@ -4072,7 +4072,7 @@
       <w:jc w:val="center"/>
     </w:pPr>
     <w:r>
-      <w:t xml:space="preserve">ЕООП «Школьник» · 0.7 · </w:t>
+      <w:t xml:space="preserve">ЕООП «Школьник» · 0.7.1 · </w:t>
     </w:r>
     <w:r>
       <w:fldChar w:fldCharType="begin"/>

--- a/docs/word/08-roadmap/01-plan-razrabotki.docx
+++ b/docs/word/08-roadmap/01-plan-razrabotki.docx
@@ -63,7 +63,7 @@
           </w:tcPr>
           <w:p>
             <w:r>
-              <w:t>0.7.1</w:t>
+              <w:t>0.7.2</w:t>
             </w:r>
           </w:p>
         </w:tc>
@@ -4072,7 +4072,7 @@
       <w:jc w:val="center"/>
     </w:pPr>
     <w:r>
-      <w:t xml:space="preserve">ЕООП «Школьник» · 0.7.1 · </w:t>
+      <w:t xml:space="preserve">ЕООП «Школьник» · 0.7.2 · </w:t>
     </w:r>
     <w:r>
       <w:fldChar w:fldCharType="begin"/>

--- a/docs/word/08-roadmap/01-plan-razrabotki.docx
+++ b/docs/word/08-roadmap/01-plan-razrabotki.docx
@@ -63,7 +63,7 @@
           </w:tcPr>
           <w:p>
             <w:r>
-              <w:t>0.7.2</w:t>
+              <w:t>0.7.3</w:t>
             </w:r>
           </w:p>
         </w:tc>
@@ -4072,7 +4072,7 @@
       <w:jc w:val="center"/>
     </w:pPr>
     <w:r>
-      <w:t xml:space="preserve">ЕООП «Школьник» · 0.7.2 · </w:t>
+      <w:t xml:space="preserve">ЕООП «Школьник» · 0.7.3 · </w:t>
     </w:r>
     <w:r>
       <w:fldChar w:fldCharType="begin"/>
